--- a/Програмная инженерия/Лабораторная работа №1.docx
+++ b/Програмная инженерия/Лабораторная работа №1.docx
@@ -133,7 +133,33 @@
           <w:lang w:eastAsia="ru-RU"/>
           <w14:ligatures w14:val="standardContextual"/>
         </w:rPr>
-        <w:t>(ФГБОУ ВО «КубГУ»)</w:t>
+        <w:t>(ФГБОУ ВО «</w:t>
+      </w:r>
+      <w:proofErr w:type="spellStart"/>
+      <w:r>
+        <w:rPr>
+          <w:rFonts w:ascii="Times New Roman" w:eastAsia="HiddenHorzOCR" w:hAnsi="Times New Roman" w:cs="Times New Roman"/>
+          <w:b/>
+          <w:kern w:val="2"/>
+          <w:sz w:val="24"/>
+          <w:szCs w:val="28"/>
+          <w:lang w:eastAsia="ru-RU"/>
+          <w14:ligatures w14:val="standardContextual"/>
+        </w:rPr>
+        <w:t>КубГУ</w:t>
+      </w:r>
+      <w:proofErr w:type="spellEnd"/>
+      <w:r>
+        <w:rPr>
+          <w:rFonts w:ascii="Times New Roman" w:eastAsia="HiddenHorzOCR" w:hAnsi="Times New Roman" w:cs="Times New Roman"/>
+          <w:b/>
+          <w:kern w:val="2"/>
+          <w:sz w:val="24"/>
+          <w:szCs w:val="28"/>
+          <w:lang w:eastAsia="ru-RU"/>
+          <w14:ligatures w14:val="standardContextual"/>
+        </w:rPr>
+        <w:t>»)</w:t>
       </w:r>
     </w:p>
     <w:p>
@@ -1574,7 +1600,6 @@
             <w:t>10</w:t>
           </w:r>
         </w:p>
-        <w:p/>
         <w:p>
           <w:pPr>
             <w:pStyle w:val="11"/>
@@ -1947,7 +1972,23 @@
           <w:sz w:val="28"/>
           <w:szCs w:val="28"/>
         </w:rPr>
-        <w:t>Построить и описать модель процесса компьютеризации «Черный ящик». Сформировать реестры инфопотоков. Выделить недостатки процесса, определяющие необходимость его компьютеризации</w:t>
+        <w:t xml:space="preserve">Построить и описать модель процесса компьютеризации «Черный ящик». Сформировать реестры </w:t>
+      </w:r>
+      <w:proofErr w:type="spellStart"/>
+      <w:r>
+        <w:rPr>
+          <w:sz w:val="28"/>
+          <w:szCs w:val="28"/>
+        </w:rPr>
+        <w:t>инфопотоков</w:t>
+      </w:r>
+      <w:proofErr w:type="spellEnd"/>
+      <w:r>
+        <w:rPr>
+          <w:sz w:val="28"/>
+          <w:szCs w:val="28"/>
+        </w:rPr>
+        <w:t>. Выделить недостатки процесса, определяющие необходимость его компьютеризации</w:t>
       </w:r>
       <w:r>
         <w:rPr>
@@ -2001,7 +2042,23 @@
           <w:sz w:val="28"/>
           <w:szCs w:val="28"/>
         </w:rPr>
-        <w:t>На основе выделенных в пп. 3 и 4 недостатков обосновать необходимость создания ПС. Разработать ТЗ на создание ПС: определить назначение ПС, цель создания ПС, а также требования к ПС:</w:t>
+        <w:t xml:space="preserve">На основе выделенных в </w:t>
+      </w:r>
+      <w:proofErr w:type="spellStart"/>
+      <w:r>
+        <w:rPr>
+          <w:sz w:val="28"/>
+          <w:szCs w:val="28"/>
+        </w:rPr>
+        <w:t>пп</w:t>
+      </w:r>
+      <w:proofErr w:type="spellEnd"/>
+      <w:r>
+        <w:rPr>
+          <w:sz w:val="28"/>
+          <w:szCs w:val="28"/>
+        </w:rPr>
+        <w:t>. 3 и 4 недостатков обосновать необходимость создания ПС. Разработать ТЗ на создание ПС: определить назначение ПС, цель создания ПС, а также требования к ПС:</w:t>
       </w:r>
     </w:p>
     <w:p>
@@ -2175,7 +2232,23 @@
           <w:sz w:val="28"/>
           <w:szCs w:val="28"/>
         </w:rPr>
-        <w:t xml:space="preserve">Объектом компьютеризации является парикмахерская «Lumiere» расположенная по адресу: г. Краснодар, ул. Красная, 100. Салон предоставляет </w:t>
+        <w:t>Объектом компьютеризации является парикмахерская «</w:t>
+      </w:r>
+      <w:proofErr w:type="spellStart"/>
+      <w:r>
+        <w:rPr>
+          <w:sz w:val="28"/>
+          <w:szCs w:val="28"/>
+        </w:rPr>
+        <w:t>Lumiere</w:t>
+      </w:r>
+      <w:proofErr w:type="spellEnd"/>
+      <w:r>
+        <w:rPr>
+          <w:sz w:val="28"/>
+          <w:szCs w:val="28"/>
+        </w:rPr>
+        <w:t xml:space="preserve">» расположенная по адресу: г. Краснодар, ул. Красная, 100. Салон предоставляет </w:t>
       </w:r>
       <w:r>
         <w:rPr>
@@ -2295,6 +2368,7 @@
       </w:pPr>
       <w:r>
         <w:rPr>
+          <w:noProof/>
           <w:sz w:val="28"/>
           <w:szCs w:val="28"/>
         </w:rPr>
@@ -2391,7 +2465,23 @@
           <w:sz w:val="28"/>
           <w:szCs w:val="28"/>
         </w:rPr>
-        <w:t>Организационная структура парикмахерской «Lumiere»</w:t>
+        <w:t>Организационная структура парикмахерской «</w:t>
+      </w:r>
+      <w:proofErr w:type="spellStart"/>
+      <w:r>
+        <w:rPr>
+          <w:sz w:val="28"/>
+          <w:szCs w:val="28"/>
+        </w:rPr>
+        <w:t>Lumiere</w:t>
+      </w:r>
+      <w:proofErr w:type="spellEnd"/>
+      <w:r>
+        <w:rPr>
+          <w:sz w:val="28"/>
+          <w:szCs w:val="28"/>
+        </w:rPr>
+        <w:t>»</w:t>
       </w:r>
     </w:p>
     <w:p>
@@ -3658,21 +3748,7 @@
           <w:sz w:val="28"/>
           <w:szCs w:val="28"/>
         </w:rPr>
-        <w:t xml:space="preserve">Таблица </w:t>
-      </w:r>
-      <w:r>
-        <w:rPr>
-          <w:sz w:val="28"/>
-          <w:szCs w:val="28"/>
-        </w:rPr>
-        <w:t>1</w:t>
-      </w:r>
-      <w:r>
-        <w:rPr>
-          <w:sz w:val="28"/>
-          <w:szCs w:val="28"/>
-        </w:rPr>
-        <w:t xml:space="preserve"> – Документы бизнес-процесса.</w:t>
+        <w:t>Таблица 1 – Документы бизнес-процесса.</w:t>
       </w:r>
     </w:p>
     <w:p>
@@ -3820,7 +3896,7 @@
           <w:sz w:val="28"/>
           <w:szCs w:val="28"/>
         </w:rPr>
-        <w:t xml:space="preserve">Рис </w:t>
+        <w:t xml:space="preserve">Рис 3 – </w:t>
       </w:r>
       <w:r>
         <w:rPr>
@@ -3828,7 +3904,7 @@
           <w:sz w:val="28"/>
           <w:szCs w:val="28"/>
         </w:rPr>
-        <w:t>3 –</w:t>
+        <w:t>Диаграмма декомпозиции А0 для П</w:t>
       </w:r>
       <w:r>
         <w:rPr>
@@ -3836,6 +3912,14 @@
           <w:sz w:val="28"/>
           <w:szCs w:val="28"/>
         </w:rPr>
+        <w:t>С</w:t>
+      </w:r>
+      <w:r>
+        <w:rPr>
+          <w:rFonts w:ascii="Times New Roman" w:hAnsi="Times New Roman" w:cs="Times New Roman"/>
+          <w:sz w:val="28"/>
+          <w:szCs w:val="28"/>
+        </w:rPr>
         <w:t xml:space="preserve"> </w:t>
       </w:r>
       <w:r>
@@ -3844,31 +3928,25 @@
           <w:sz w:val="28"/>
           <w:szCs w:val="28"/>
         </w:rPr>
-        <w:t>Диаграмма декомпозиции А0 для П</w:t>
-      </w:r>
+        <w:t>"</w:t>
+      </w:r>
+      <w:proofErr w:type="spellStart"/>
       <w:r>
         <w:rPr>
           <w:rFonts w:ascii="Times New Roman" w:hAnsi="Times New Roman" w:cs="Times New Roman"/>
           <w:sz w:val="28"/>
           <w:szCs w:val="28"/>
         </w:rPr>
-        <w:t>С</w:t>
-      </w:r>
+        <w:t>Lumiere</w:t>
+      </w:r>
+      <w:proofErr w:type="spellEnd"/>
       <w:r>
         <w:rPr>
           <w:rFonts w:ascii="Times New Roman" w:hAnsi="Times New Roman" w:cs="Times New Roman"/>
           <w:sz w:val="28"/>
           <w:szCs w:val="28"/>
         </w:rPr>
-        <w:t xml:space="preserve"> </w:t>
-      </w:r>
-      <w:r>
-        <w:rPr>
-          <w:rFonts w:ascii="Times New Roman" w:hAnsi="Times New Roman" w:cs="Times New Roman"/>
-          <w:sz w:val="28"/>
-          <w:szCs w:val="28"/>
-        </w:rPr>
-        <w:t>"Lumiere"</w:t>
+        <w:t>"</w:t>
       </w:r>
       <w:r>
         <w:rPr>
@@ -4141,8 +4219,19 @@
                 <w:szCs w:val="28"/>
                 <w:lang w:eastAsia="ru-RU"/>
               </w:rPr>
-              <w:t>Трудозатраты, чел·ч</w:t>
-            </w:r>
+              <w:t xml:space="preserve">Трудозатраты, </w:t>
+            </w:r>
+            <w:proofErr w:type="spellStart"/>
+            <w:r>
+              <w:rPr>
+                <w:rFonts w:ascii="Times New Roman" w:eastAsia="Times New Roman" w:hAnsi="Times New Roman" w:cs="Times New Roman"/>
+                <w:sz w:val="28"/>
+                <w:szCs w:val="28"/>
+                <w:lang w:eastAsia="ru-RU"/>
+              </w:rPr>
+              <w:t>чел·ч</w:t>
+            </w:r>
+            <w:proofErr w:type="spellEnd"/>
           </w:p>
         </w:tc>
         <w:tc>
@@ -4913,8 +5002,19 @@
                 <w:szCs w:val="28"/>
                 <w:lang w:eastAsia="ru-RU"/>
               </w:rPr>
-              <w:t>Трудозатраты, чел·ч</w:t>
-            </w:r>
+              <w:t xml:space="preserve">Трудозатраты, </w:t>
+            </w:r>
+            <w:proofErr w:type="spellStart"/>
+            <w:r>
+              <w:rPr>
+                <w:rFonts w:ascii="Times New Roman" w:eastAsia="Times New Roman" w:hAnsi="Times New Roman" w:cs="Times New Roman"/>
+                <w:sz w:val="28"/>
+                <w:szCs w:val="28"/>
+                <w:lang w:eastAsia="ru-RU"/>
+              </w:rPr>
+              <w:t>чел·ч</w:t>
+            </w:r>
+            <w:proofErr w:type="spellEnd"/>
           </w:p>
         </w:tc>
         <w:tc>
@@ -5582,7 +5682,25 @@
           <w:sz w:val="28"/>
           <w:szCs w:val="28"/>
         </w:rPr>
-        <w:t>В данном разделе рассматриваются два популярных на российском рынке программных продукта: облачный сервис YCLIENTS и специализированное решение на платформе «1С:Предприятие» – 1С:Салон красоты.</w:t>
+        <w:t>В данном разделе рассматриваются два популярных на российском рынке программных продукта: облачный сервис YCLIENTS и специализированное решение на платформе «1</w:t>
+      </w:r>
+      <w:proofErr w:type="gramStart"/>
+      <w:r>
+        <w:rPr>
+          <w:rFonts w:eastAsiaTheme="majorEastAsia"/>
+          <w:sz w:val="28"/>
+          <w:szCs w:val="28"/>
+        </w:rPr>
+        <w:t>С:Предприятие</w:t>
+      </w:r>
+      <w:proofErr w:type="gramEnd"/>
+      <w:r>
+        <w:rPr>
+          <w:rFonts w:eastAsiaTheme="majorEastAsia"/>
+          <w:sz w:val="28"/>
+          <w:szCs w:val="28"/>
+        </w:rPr>
+        <w:t>» – 1С:Салон красоты.</w:t>
       </w:r>
     </w:p>
     <w:p>
@@ -5604,7 +5722,61 @@
           <w:sz w:val="28"/>
           <w:szCs w:val="28"/>
         </w:rPr>
-        <w:t>YCLIENTS представляет собой SaaS-решение (Software as a Service), предназначенное для комплексной автоматизации салонов красоты, парикмахерских, спа‑центров и других предприятий сферы услуг. Система работает через веб‑интерфейс и мобильные приложения, не требует установки на локальные серверы и обновляется автоматически.</w:t>
+        <w:t xml:space="preserve">YCLIENTS представляет собой </w:t>
+      </w:r>
+      <w:proofErr w:type="spellStart"/>
+      <w:r>
+        <w:rPr>
+          <w:rFonts w:eastAsiaTheme="majorEastAsia"/>
+          <w:sz w:val="28"/>
+          <w:szCs w:val="28"/>
+        </w:rPr>
+        <w:t>SaaS</w:t>
+      </w:r>
+      <w:proofErr w:type="spellEnd"/>
+      <w:r>
+        <w:rPr>
+          <w:rFonts w:eastAsiaTheme="majorEastAsia"/>
+          <w:sz w:val="28"/>
+          <w:szCs w:val="28"/>
+        </w:rPr>
+        <w:t xml:space="preserve">-решение (Software </w:t>
+      </w:r>
+      <w:proofErr w:type="spellStart"/>
+      <w:r>
+        <w:rPr>
+          <w:rFonts w:eastAsiaTheme="majorEastAsia"/>
+          <w:sz w:val="28"/>
+          <w:szCs w:val="28"/>
+        </w:rPr>
+        <w:t>as</w:t>
+      </w:r>
+      <w:proofErr w:type="spellEnd"/>
+      <w:r>
+        <w:rPr>
+          <w:rFonts w:eastAsiaTheme="majorEastAsia"/>
+          <w:sz w:val="28"/>
+          <w:szCs w:val="28"/>
+        </w:rPr>
+        <w:t xml:space="preserve"> a Service), предназначенное для комплексной автоматизации салонов красоты, парикмахерских, </w:t>
+      </w:r>
+      <w:proofErr w:type="spellStart"/>
+      <w:r>
+        <w:rPr>
+          <w:rFonts w:eastAsiaTheme="majorEastAsia"/>
+          <w:sz w:val="28"/>
+          <w:szCs w:val="28"/>
+        </w:rPr>
+        <w:t>спа</w:t>
+      </w:r>
+      <w:proofErr w:type="spellEnd"/>
+      <w:r>
+        <w:rPr>
+          <w:rFonts w:eastAsiaTheme="majorEastAsia"/>
+          <w:sz w:val="28"/>
+          <w:szCs w:val="28"/>
+        </w:rPr>
+        <w:t>‑центров и других предприятий сферы услуг. Система работает через веб‑интерфейс и мобильные приложения, не требует установки на локальные серверы и обновляется автоматически.</w:t>
       </w:r>
     </w:p>
     <w:p>
@@ -5626,7 +5798,43 @@
           <w:sz w:val="28"/>
           <w:szCs w:val="28"/>
         </w:rPr>
-        <w:t>«1С:Салон красоты» – это отраслевое решение, разработанное на базе технологической платформы «1С:Предприятие 8». Оно предназначено для комплексной автоматизации управления и учёта в салонах красоты, парикмахерских, косметологических клиниках и спа‑центрах. Система может функционировать как в локальном, так и в файловом или клиент‑серверном варианте, а также в облаке (аренда).</w:t>
+        <w:t>«1</w:t>
+      </w:r>
+      <w:proofErr w:type="gramStart"/>
+      <w:r>
+        <w:rPr>
+          <w:rFonts w:eastAsiaTheme="majorEastAsia"/>
+          <w:sz w:val="28"/>
+          <w:szCs w:val="28"/>
+        </w:rPr>
+        <w:t>С:Салон</w:t>
+      </w:r>
+      <w:proofErr w:type="gramEnd"/>
+      <w:r>
+        <w:rPr>
+          <w:rFonts w:eastAsiaTheme="majorEastAsia"/>
+          <w:sz w:val="28"/>
+          <w:szCs w:val="28"/>
+        </w:rPr>
+        <w:t xml:space="preserve"> красоты» – это отраслевое решение, разработанное на базе технологической платформы «1С:Предприятие 8». Оно предназначено для комплексной автоматизации управления и учёта в салонах красоты, парикмахерских, косметологических клиниках и </w:t>
+      </w:r>
+      <w:proofErr w:type="spellStart"/>
+      <w:r>
+        <w:rPr>
+          <w:rFonts w:eastAsiaTheme="majorEastAsia"/>
+          <w:sz w:val="28"/>
+          <w:szCs w:val="28"/>
+        </w:rPr>
+        <w:t>спа</w:t>
+      </w:r>
+      <w:proofErr w:type="spellEnd"/>
+      <w:r>
+        <w:rPr>
+          <w:rFonts w:eastAsiaTheme="majorEastAsia"/>
+          <w:sz w:val="28"/>
+          <w:szCs w:val="28"/>
+        </w:rPr>
+        <w:t>‑центрах. Система может функционировать как в локальном, так и в файловом или клиент‑серверном варианте, а также в облаке (аренда).</w:t>
       </w:r>
     </w:p>
     <w:p>
@@ -5801,7 +6009,27 @@
                 <w:szCs w:val="28"/>
                 <w:lang w:eastAsia="ru-RU"/>
               </w:rPr>
-              <w:t>Облачный сервис (SaaS)</w:t>
+              <w:t>Облачный сервис (</w:t>
+            </w:r>
+            <w:proofErr w:type="spellStart"/>
+            <w:r>
+              <w:rPr>
+                <w:rFonts w:ascii="Times New Roman" w:eastAsia="Times New Roman" w:hAnsi="Times New Roman" w:cs="Times New Roman"/>
+                <w:sz w:val="28"/>
+                <w:szCs w:val="28"/>
+                <w:lang w:eastAsia="ru-RU"/>
+              </w:rPr>
+              <w:t>SaaS</w:t>
+            </w:r>
+            <w:proofErr w:type="spellEnd"/>
+            <w:r>
+              <w:rPr>
+                <w:rFonts w:ascii="Times New Roman" w:eastAsia="Times New Roman" w:hAnsi="Times New Roman" w:cs="Times New Roman"/>
+                <w:sz w:val="28"/>
+                <w:szCs w:val="28"/>
+                <w:lang w:eastAsia="ru-RU"/>
+              </w:rPr>
+              <w:t>)</w:t>
             </w:r>
           </w:p>
         </w:tc>
@@ -6063,14 +6291,25 @@
                 <w:lang w:eastAsia="ru-RU"/>
               </w:rPr>
             </w:pPr>
-            <w:r>
-              <w:rPr>
-                <w:rFonts w:ascii="Times New Roman" w:eastAsia="Times New Roman" w:hAnsi="Times New Roman" w:cs="Times New Roman"/>
-                <w:sz w:val="28"/>
-                <w:szCs w:val="28"/>
-                <w:lang w:eastAsia="ru-RU"/>
-              </w:rPr>
-              <w:t>Средниевысокие (требуется обучение)</w:t>
+            <w:proofErr w:type="spellStart"/>
+            <w:r>
+              <w:rPr>
+                <w:rFonts w:ascii="Times New Roman" w:eastAsia="Times New Roman" w:hAnsi="Times New Roman" w:cs="Times New Roman"/>
+                <w:sz w:val="28"/>
+                <w:szCs w:val="28"/>
+                <w:lang w:eastAsia="ru-RU"/>
+              </w:rPr>
+              <w:t>Средниевысокие</w:t>
+            </w:r>
+            <w:proofErr w:type="spellEnd"/>
+            <w:r>
+              <w:rPr>
+                <w:rFonts w:ascii="Times New Roman" w:eastAsia="Times New Roman" w:hAnsi="Times New Roman" w:cs="Times New Roman"/>
+                <w:sz w:val="28"/>
+                <w:szCs w:val="28"/>
+                <w:lang w:eastAsia="ru-RU"/>
+              </w:rPr>
+              <w:t xml:space="preserve"> (требуется обучение)</w:t>
             </w:r>
           </w:p>
         </w:tc>
@@ -6431,7 +6670,27 @@
                 <w:szCs w:val="28"/>
                 <w:lang w:eastAsia="ru-RU"/>
               </w:rPr>
-              <w:t>VK, WhatsApp, телефония, эквайринг</w:t>
+              <w:t xml:space="preserve">VK, </w:t>
+            </w:r>
+            <w:proofErr w:type="spellStart"/>
+            <w:r>
+              <w:rPr>
+                <w:rFonts w:ascii="Times New Roman" w:eastAsia="Times New Roman" w:hAnsi="Times New Roman" w:cs="Times New Roman"/>
+                <w:sz w:val="28"/>
+                <w:szCs w:val="28"/>
+                <w:lang w:eastAsia="ru-RU"/>
+              </w:rPr>
+              <w:t>WhatsApp</w:t>
+            </w:r>
+            <w:proofErr w:type="spellEnd"/>
+            <w:r>
+              <w:rPr>
+                <w:rFonts w:ascii="Times New Roman" w:eastAsia="Times New Roman" w:hAnsi="Times New Roman" w:cs="Times New Roman"/>
+                <w:sz w:val="28"/>
+                <w:szCs w:val="28"/>
+                <w:lang w:eastAsia="ru-RU"/>
+              </w:rPr>
+              <w:t>, телефония, эквайринг</w:t>
             </w:r>
           </w:p>
         </w:tc>
@@ -6776,7 +7035,23 @@
           <w:sz w:val="28"/>
           <w:szCs w:val="28"/>
         </w:rPr>
-        <w:t>С учётом масштаба парикмахерской «Lumiere» и целей автоматизации (запись, расписание, расчёт стоимости, отчётность), более целесообразным является выбор YCLIENTS по следующим причинам:</w:t>
+        <w:t>С учётом масштаба парикмахерской «</w:t>
+      </w:r>
+      <w:proofErr w:type="spellStart"/>
+      <w:r>
+        <w:rPr>
+          <w:sz w:val="28"/>
+          <w:szCs w:val="28"/>
+        </w:rPr>
+        <w:t>Lumiere</w:t>
+      </w:r>
+      <w:proofErr w:type="spellEnd"/>
+      <w:r>
+        <w:rPr>
+          <w:sz w:val="28"/>
+          <w:szCs w:val="28"/>
+        </w:rPr>
+        <w:t>» и целей автоматизации (запись, расписание, расчёт стоимости, отчётность), более целесообразным является выбор YCLIENTS по следующим причинам:</w:t>
       </w:r>
       <w:r>
         <w:rPr>
@@ -7068,23 +7343,25 @@
           <w:lang w:eastAsia="ru-RU"/>
         </w:rPr>
       </w:pPr>
-      <w:r>
-        <w:rPr>
-          <w:rFonts w:ascii="Times New Roman" w:eastAsiaTheme="majorEastAsia" w:hAnsi="Times New Roman" w:cs="Times New Roman"/>
-          <w:sz w:val="28"/>
-          <w:szCs w:val="28"/>
-          <w:lang w:eastAsia="ru-RU"/>
-        </w:rPr>
-        <w:t>Акторы системы:</w:t>
-      </w:r>
-      <w:r>
-        <w:rPr>
-          <w:rFonts w:ascii="Times New Roman" w:eastAsiaTheme="majorEastAsia" w:hAnsi="Times New Roman" w:cs="Times New Roman"/>
-          <w:sz w:val="28"/>
-          <w:szCs w:val="28"/>
-          <w:lang w:eastAsia="ru-RU"/>
-        </w:rPr>
-        <w:t xml:space="preserve"> </w:t>
+      <w:proofErr w:type="spellStart"/>
+      <w:r>
+        <w:rPr>
+          <w:rFonts w:ascii="Times New Roman" w:eastAsiaTheme="majorEastAsia" w:hAnsi="Times New Roman" w:cs="Times New Roman"/>
+          <w:sz w:val="28"/>
+          <w:szCs w:val="28"/>
+          <w:lang w:eastAsia="ru-RU"/>
+        </w:rPr>
+        <w:t>Акторы</w:t>
+      </w:r>
+      <w:proofErr w:type="spellEnd"/>
+      <w:r>
+        <w:rPr>
+          <w:rFonts w:ascii="Times New Roman" w:eastAsiaTheme="majorEastAsia" w:hAnsi="Times New Roman" w:cs="Times New Roman"/>
+          <w:sz w:val="28"/>
+          <w:szCs w:val="28"/>
+          <w:lang w:eastAsia="ru-RU"/>
+        </w:rPr>
+        <w:t xml:space="preserve"> системы: </w:t>
       </w:r>
       <w:r>
         <w:rPr>
@@ -7102,16 +7379,7 @@
           <w:szCs w:val="28"/>
           <w:lang w:eastAsia="ru-RU"/>
         </w:rPr>
-        <w:t>лиент - физическое лицо, пользующееся услугами</w:t>
-      </w:r>
-      <w:r>
-        <w:rPr>
-          <w:rFonts w:ascii="Times New Roman" w:eastAsiaTheme="majorEastAsia" w:hAnsi="Times New Roman" w:cs="Times New Roman"/>
-          <w:sz w:val="28"/>
-          <w:szCs w:val="28"/>
-          <w:lang w:eastAsia="ru-RU"/>
-        </w:rPr>
-        <w:t xml:space="preserve">; </w:t>
+        <w:t xml:space="preserve">лиент - физическое лицо, пользующееся услугами; </w:t>
       </w:r>
       <w:r>
         <w:rPr>
@@ -7129,16 +7397,7 @@
           <w:szCs w:val="28"/>
           <w:lang w:eastAsia="ru-RU"/>
         </w:rPr>
-        <w:t>дминистратор - сотрудник по приему клиентов и ведению записей</w:t>
-      </w:r>
-      <w:r>
-        <w:rPr>
-          <w:rFonts w:ascii="Times New Roman" w:eastAsiaTheme="majorEastAsia" w:hAnsi="Times New Roman" w:cs="Times New Roman"/>
-          <w:sz w:val="28"/>
-          <w:szCs w:val="28"/>
-          <w:lang w:eastAsia="ru-RU"/>
-        </w:rPr>
-        <w:t>;</w:t>
+        <w:t>дминистратор - сотрудник по приему клиентов и ведению записей;</w:t>
       </w:r>
       <w:r>
         <w:rPr>
@@ -7156,16 +7415,7 @@
           <w:szCs w:val="28"/>
           <w:lang w:eastAsia="ru-RU"/>
         </w:rPr>
-        <w:t>астер - специалист, оказывающий парикмахерские услуги</w:t>
-      </w:r>
-      <w:r>
-        <w:rPr>
-          <w:rFonts w:ascii="Times New Roman" w:eastAsiaTheme="majorEastAsia" w:hAnsi="Times New Roman" w:cs="Times New Roman"/>
-          <w:sz w:val="28"/>
-          <w:szCs w:val="28"/>
-          <w:lang w:eastAsia="ru-RU"/>
-        </w:rPr>
-        <w:t>;</w:t>
+        <w:t>астер - специалист, оказывающий парикмахерские услуги;</w:t>
       </w:r>
       <w:r>
         <w:rPr>
@@ -7240,7 +7490,27 @@
           <w:szCs w:val="28"/>
           <w:lang w:eastAsia="ru-RU"/>
         </w:rPr>
-        <w:t>Для актора Клиент определены четыре прецедента. Просмотр расписания мастеров позволяет ознакомиться с доступным временем. Онлайн-запись на услугу обеспечивает дистанционное бронирование. Просмотр истории посещений дает доступ к информации о визитах. Отмена записи позволяет аннулировать бронирование</w:t>
+        <w:t xml:space="preserve">Для </w:t>
+      </w:r>
+      <w:proofErr w:type="spellStart"/>
+      <w:r>
+        <w:rPr>
+          <w:rFonts w:ascii="Times New Roman" w:eastAsiaTheme="majorEastAsia" w:hAnsi="Times New Roman" w:cs="Times New Roman"/>
+          <w:sz w:val="28"/>
+          <w:szCs w:val="28"/>
+          <w:lang w:eastAsia="ru-RU"/>
+        </w:rPr>
+        <w:t>актора</w:t>
+      </w:r>
+      <w:proofErr w:type="spellEnd"/>
+      <w:r>
+        <w:rPr>
+          <w:rFonts w:ascii="Times New Roman" w:eastAsiaTheme="majorEastAsia" w:hAnsi="Times New Roman" w:cs="Times New Roman"/>
+          <w:sz w:val="28"/>
+          <w:szCs w:val="28"/>
+          <w:lang w:eastAsia="ru-RU"/>
+        </w:rPr>
+        <w:t xml:space="preserve"> Клиент определены четыре прецедента. Просмотр расписания мастеров позволяет ознакомиться с доступным временем. Онлайн-запись на услугу обеспечивает дистанционное бронирование. Просмотр истории посещений дает доступ к информации о визитах. Отмена записи позволяет аннулировать бронирование</w:t>
       </w:r>
       <w:r>
         <w:rPr>
@@ -7263,24 +7533,44 @@
           <w:rFonts w:ascii="Times New Roman" w:eastAsiaTheme="majorEastAsia" w:hAnsi="Times New Roman" w:cs="Times New Roman"/>
           <w:sz w:val="28"/>
           <w:szCs w:val="28"/>
-          <w:lang w:val="en-US" w:eastAsia="ru-RU"/>
-        </w:rPr>
-      </w:pPr>
-      <w:r>
-        <w:rPr>
-          <w:rFonts w:ascii="Times New Roman" w:eastAsiaTheme="majorEastAsia" w:hAnsi="Times New Roman" w:cs="Times New Roman"/>
-          <w:sz w:val="28"/>
-          <w:szCs w:val="28"/>
-          <w:lang w:eastAsia="ru-RU"/>
-        </w:rPr>
-        <w:t>Для актора Администратор установлены пять прецедентов. Управление клиентской базой охватывает операции с информацией. Регистрация новых клиентов включает внесение первичных данных. Формирование записей клиентов предполагает создание расписания. Расчет стоимости услуг обеспечивает определение цен. Просмотр текущего расписания дает обзор занятости</w:t>
-      </w:r>
-      <w:r>
-        <w:rPr>
-          <w:rFonts w:ascii="Times New Roman" w:eastAsiaTheme="majorEastAsia" w:hAnsi="Times New Roman" w:cs="Times New Roman"/>
-          <w:sz w:val="28"/>
-          <w:szCs w:val="28"/>
-          <w:lang w:val="en-US" w:eastAsia="ru-RU"/>
+          <w:lang w:eastAsia="ru-RU"/>
+        </w:rPr>
+      </w:pPr>
+      <w:r>
+        <w:rPr>
+          <w:rFonts w:ascii="Times New Roman" w:eastAsiaTheme="majorEastAsia" w:hAnsi="Times New Roman" w:cs="Times New Roman"/>
+          <w:sz w:val="28"/>
+          <w:szCs w:val="28"/>
+          <w:lang w:eastAsia="ru-RU"/>
+        </w:rPr>
+        <w:t xml:space="preserve">Для </w:t>
+      </w:r>
+      <w:proofErr w:type="spellStart"/>
+      <w:r>
+        <w:rPr>
+          <w:rFonts w:ascii="Times New Roman" w:eastAsiaTheme="majorEastAsia" w:hAnsi="Times New Roman" w:cs="Times New Roman"/>
+          <w:sz w:val="28"/>
+          <w:szCs w:val="28"/>
+          <w:lang w:eastAsia="ru-RU"/>
+        </w:rPr>
+        <w:t>актора</w:t>
+      </w:r>
+      <w:proofErr w:type="spellEnd"/>
+      <w:r>
+        <w:rPr>
+          <w:rFonts w:ascii="Times New Roman" w:eastAsiaTheme="majorEastAsia" w:hAnsi="Times New Roman" w:cs="Times New Roman"/>
+          <w:sz w:val="28"/>
+          <w:szCs w:val="28"/>
+          <w:lang w:eastAsia="ru-RU"/>
+        </w:rPr>
+        <w:t xml:space="preserve"> Администратор установлены пять прецедентов. Управление клиентской базой охватывает операции с информацией. Регистрация новых клиентов включает внесение первичных данных. Формирование записей клиентов предполагает создание расписания. Расчет стоимости услуг обеспечивает определение цен. Просмотр текущего расписания дает обзор занятости</w:t>
+      </w:r>
+      <w:r>
+        <w:rPr>
+          <w:rFonts w:ascii="Times New Roman" w:eastAsiaTheme="majorEastAsia" w:hAnsi="Times New Roman" w:cs="Times New Roman"/>
+          <w:sz w:val="28"/>
+          <w:szCs w:val="28"/>
+          <w:lang w:eastAsia="ru-RU"/>
         </w:rPr>
         <w:t>;</w:t>
       </w:r>
@@ -7306,7 +7596,27 @@
           <w:szCs w:val="28"/>
           <w:lang w:eastAsia="ru-RU"/>
         </w:rPr>
-        <w:t>Для актора Мастер определены четыре прецедента. Просмотр личного расписания предоставляет информацию о графике. Отметка о выполнении услуги фиксирует завершение работ. Ведение учета выполненных работ включает документальное оформление. Просмотр своей статистики позволяет анализировать показатели</w:t>
+        <w:t xml:space="preserve">Для </w:t>
+      </w:r>
+      <w:proofErr w:type="spellStart"/>
+      <w:r>
+        <w:rPr>
+          <w:rFonts w:ascii="Times New Roman" w:eastAsiaTheme="majorEastAsia" w:hAnsi="Times New Roman" w:cs="Times New Roman"/>
+          <w:sz w:val="28"/>
+          <w:szCs w:val="28"/>
+          <w:lang w:eastAsia="ru-RU"/>
+        </w:rPr>
+        <w:t>актора</w:t>
+      </w:r>
+      <w:proofErr w:type="spellEnd"/>
+      <w:r>
+        <w:rPr>
+          <w:rFonts w:ascii="Times New Roman" w:eastAsiaTheme="majorEastAsia" w:hAnsi="Times New Roman" w:cs="Times New Roman"/>
+          <w:sz w:val="28"/>
+          <w:szCs w:val="28"/>
+          <w:lang w:eastAsia="ru-RU"/>
+        </w:rPr>
+        <w:t xml:space="preserve"> Мастер определены четыре прецедента. Просмотр личного расписания предоставляет информацию о графике. Отметка о выполнении услуги фиксирует завершение работ. Ведение учета выполненных работ включает документальное оформление. Просмотр своей статистики позволяет анализировать показатели</w:t>
       </w:r>
       <w:r>
         <w:rPr>
@@ -7329,24 +7639,44 @@
           <w:rFonts w:ascii="Times New Roman" w:eastAsiaTheme="majorEastAsia" w:hAnsi="Times New Roman" w:cs="Times New Roman"/>
           <w:sz w:val="28"/>
           <w:szCs w:val="28"/>
-          <w:lang w:val="en-US" w:eastAsia="ru-RU"/>
-        </w:rPr>
-      </w:pPr>
-      <w:r>
-        <w:rPr>
-          <w:rFonts w:ascii="Times New Roman" w:eastAsiaTheme="majorEastAsia" w:hAnsi="Times New Roman" w:cs="Times New Roman"/>
-          <w:sz w:val="28"/>
-          <w:szCs w:val="28"/>
-          <w:lang w:eastAsia="ru-RU"/>
-        </w:rPr>
-        <w:t>Для актора Управляющий установлены четыре прецедента. Формирование отчетности включает создание сводных документов. Анализ финансовых показателей обеспечивает оценку эффективности. Управление прайс-листом охватывает установление цен. Просмотр общей статистики дает представление о работе салона</w:t>
-      </w:r>
-      <w:r>
-        <w:rPr>
-          <w:rFonts w:ascii="Times New Roman" w:eastAsiaTheme="majorEastAsia" w:hAnsi="Times New Roman" w:cs="Times New Roman"/>
-          <w:sz w:val="28"/>
-          <w:szCs w:val="28"/>
-          <w:lang w:val="en-US" w:eastAsia="ru-RU"/>
+          <w:lang w:eastAsia="ru-RU"/>
+        </w:rPr>
+      </w:pPr>
+      <w:r>
+        <w:rPr>
+          <w:rFonts w:ascii="Times New Roman" w:eastAsiaTheme="majorEastAsia" w:hAnsi="Times New Roman" w:cs="Times New Roman"/>
+          <w:sz w:val="28"/>
+          <w:szCs w:val="28"/>
+          <w:lang w:eastAsia="ru-RU"/>
+        </w:rPr>
+        <w:t xml:space="preserve">Для </w:t>
+      </w:r>
+      <w:proofErr w:type="spellStart"/>
+      <w:r>
+        <w:rPr>
+          <w:rFonts w:ascii="Times New Roman" w:eastAsiaTheme="majorEastAsia" w:hAnsi="Times New Roman" w:cs="Times New Roman"/>
+          <w:sz w:val="28"/>
+          <w:szCs w:val="28"/>
+          <w:lang w:eastAsia="ru-RU"/>
+        </w:rPr>
+        <w:t>актора</w:t>
+      </w:r>
+      <w:proofErr w:type="spellEnd"/>
+      <w:r>
+        <w:rPr>
+          <w:rFonts w:ascii="Times New Roman" w:eastAsiaTheme="majorEastAsia" w:hAnsi="Times New Roman" w:cs="Times New Roman"/>
+          <w:sz w:val="28"/>
+          <w:szCs w:val="28"/>
+          <w:lang w:eastAsia="ru-RU"/>
+        </w:rPr>
+        <w:t xml:space="preserve"> Управляющий установлены четыре прецедента. Формирование отчетности включает создание сводных документов. Анализ финансовых показателей обеспечивает оценку эффективности. Управление прайс-листом охватывает установление цен. Просмотр общей статистики дает представление о работе салона</w:t>
+      </w:r>
+      <w:r>
+        <w:rPr>
+          <w:rFonts w:ascii="Times New Roman" w:eastAsiaTheme="majorEastAsia" w:hAnsi="Times New Roman" w:cs="Times New Roman"/>
+          <w:sz w:val="28"/>
+          <w:szCs w:val="28"/>
+          <w:lang w:eastAsia="ru-RU"/>
         </w:rPr>
         <w:t>.</w:t>
       </w:r>
@@ -7362,7 +7692,7 @@
           <w:rFonts w:ascii="Times New Roman" w:eastAsiaTheme="majorEastAsia" w:hAnsi="Times New Roman" w:cs="Times New Roman"/>
           <w:sz w:val="28"/>
           <w:szCs w:val="28"/>
-          <w:lang w:val="en-US" w:eastAsia="ru-RU"/>
+          <w:lang w:eastAsia="ru-RU"/>
         </w:rPr>
       </w:pPr>
       <w:r>
@@ -7379,7 +7709,7 @@
           <w:rFonts w:ascii="Times New Roman" w:eastAsiaTheme="majorEastAsia" w:hAnsi="Times New Roman" w:cs="Times New Roman"/>
           <w:sz w:val="28"/>
           <w:szCs w:val="28"/>
-          <w:lang w:val="en-US" w:eastAsia="ru-RU"/>
+          <w:lang w:eastAsia="ru-RU"/>
         </w:rPr>
         <w:t>:</w:t>
       </w:r>
@@ -7568,7 +7898,27 @@
           <w:szCs w:val="28"/>
           <w:lang w:eastAsia="ru-RU"/>
         </w:rPr>
-        <w:t>Информационное обеспечение: реляционная БД (MySQL/PostgreSQL), нормализация до 3НФ.</w:t>
+        <w:t>Информационное обеспечение: реляционная БД (MySQL/</w:t>
+      </w:r>
+      <w:proofErr w:type="spellStart"/>
+      <w:r>
+        <w:rPr>
+          <w:rFonts w:ascii="Times New Roman" w:eastAsiaTheme="majorEastAsia" w:hAnsi="Times New Roman" w:cs="Times New Roman"/>
+          <w:sz w:val="28"/>
+          <w:szCs w:val="28"/>
+          <w:lang w:eastAsia="ru-RU"/>
+        </w:rPr>
+        <w:t>PostgreSQL</w:t>
+      </w:r>
+      <w:proofErr w:type="spellEnd"/>
+      <w:r>
+        <w:rPr>
+          <w:rFonts w:ascii="Times New Roman" w:eastAsiaTheme="majorEastAsia" w:hAnsi="Times New Roman" w:cs="Times New Roman"/>
+          <w:sz w:val="28"/>
+          <w:szCs w:val="28"/>
+          <w:lang w:eastAsia="ru-RU"/>
+        </w:rPr>
+        <w:t>), нормализация до 3НФ.</w:t>
       </w:r>
     </w:p>
     <w:p>
@@ -7595,7 +7945,47 @@
           <w:szCs w:val="28"/>
           <w:lang w:eastAsia="ru-RU"/>
         </w:rPr>
-        <w:t>Программное обеспечение: клиент-серверная архитектура, язык PHP (или Python), фреймворк Laravel / Django.</w:t>
+        <w:t xml:space="preserve">Программное обеспечение: клиент-серверная архитектура, язык PHP (или Python), фреймворк </w:t>
+      </w:r>
+      <w:proofErr w:type="spellStart"/>
+      <w:r>
+        <w:rPr>
+          <w:rFonts w:ascii="Times New Roman" w:eastAsiaTheme="majorEastAsia" w:hAnsi="Times New Roman" w:cs="Times New Roman"/>
+          <w:sz w:val="28"/>
+          <w:szCs w:val="28"/>
+          <w:lang w:eastAsia="ru-RU"/>
+        </w:rPr>
+        <w:t>Laravel</w:t>
+      </w:r>
+      <w:proofErr w:type="spellEnd"/>
+      <w:r>
+        <w:rPr>
+          <w:rFonts w:ascii="Times New Roman" w:eastAsiaTheme="majorEastAsia" w:hAnsi="Times New Roman" w:cs="Times New Roman"/>
+          <w:sz w:val="28"/>
+          <w:szCs w:val="28"/>
+          <w:lang w:eastAsia="ru-RU"/>
+        </w:rPr>
+        <w:t xml:space="preserve"> / </w:t>
+      </w:r>
+      <w:proofErr w:type="spellStart"/>
+      <w:r>
+        <w:rPr>
+          <w:rFonts w:ascii="Times New Roman" w:eastAsiaTheme="majorEastAsia" w:hAnsi="Times New Roman" w:cs="Times New Roman"/>
+          <w:sz w:val="28"/>
+          <w:szCs w:val="28"/>
+          <w:lang w:eastAsia="ru-RU"/>
+        </w:rPr>
+        <w:t>Django</w:t>
+      </w:r>
+      <w:proofErr w:type="spellEnd"/>
+      <w:r>
+        <w:rPr>
+          <w:rFonts w:ascii="Times New Roman" w:eastAsiaTheme="majorEastAsia" w:hAnsi="Times New Roman" w:cs="Times New Roman"/>
+          <w:sz w:val="28"/>
+          <w:szCs w:val="28"/>
+          <w:lang w:eastAsia="ru-RU"/>
+        </w:rPr>
+        <w:t>.</w:t>
       </w:r>
     </w:p>
     <w:p>
@@ -7649,7 +8039,27 @@
           <w:szCs w:val="28"/>
           <w:lang w:eastAsia="ru-RU"/>
         </w:rPr>
-        <w:t xml:space="preserve">Инструментальное ПО: VS Code, Git, </w:t>
+        <w:t xml:space="preserve">Инструментальное ПО: VS Code, </w:t>
+      </w:r>
+      <w:proofErr w:type="spellStart"/>
+      <w:r>
+        <w:rPr>
+          <w:rFonts w:ascii="Times New Roman" w:eastAsiaTheme="majorEastAsia" w:hAnsi="Times New Roman" w:cs="Times New Roman"/>
+          <w:sz w:val="28"/>
+          <w:szCs w:val="28"/>
+          <w:lang w:eastAsia="ru-RU"/>
+        </w:rPr>
+        <w:t>Git</w:t>
+      </w:r>
+      <w:proofErr w:type="spellEnd"/>
+      <w:r>
+        <w:rPr>
+          <w:rFonts w:ascii="Times New Roman" w:eastAsiaTheme="majorEastAsia" w:hAnsi="Times New Roman" w:cs="Times New Roman"/>
+          <w:sz w:val="28"/>
+          <w:szCs w:val="28"/>
+          <w:lang w:eastAsia="ru-RU"/>
+        </w:rPr>
+        <w:t xml:space="preserve">, </w:t>
       </w:r>
       <w:hyperlink r:id="rId12" w:tgtFrame="_blank" w:history="1">
         <w:r>
@@ -7670,7 +8080,27 @@
           <w:szCs w:val="28"/>
           <w:lang w:eastAsia="ru-RU"/>
         </w:rPr>
-        <w:t>, StarUML.</w:t>
+        <w:t xml:space="preserve">, </w:t>
+      </w:r>
+      <w:proofErr w:type="spellStart"/>
+      <w:r>
+        <w:rPr>
+          <w:rFonts w:ascii="Times New Roman" w:eastAsiaTheme="majorEastAsia" w:hAnsi="Times New Roman" w:cs="Times New Roman"/>
+          <w:sz w:val="28"/>
+          <w:szCs w:val="28"/>
+          <w:lang w:eastAsia="ru-RU"/>
+        </w:rPr>
+        <w:t>StarUML</w:t>
+      </w:r>
+      <w:proofErr w:type="spellEnd"/>
+      <w:r>
+        <w:rPr>
+          <w:rFonts w:ascii="Times New Roman" w:eastAsiaTheme="majorEastAsia" w:hAnsi="Times New Roman" w:cs="Times New Roman"/>
+          <w:sz w:val="28"/>
+          <w:szCs w:val="28"/>
+          <w:lang w:eastAsia="ru-RU"/>
+        </w:rPr>
+        <w:t>.</w:t>
       </w:r>
     </w:p>
     <w:p>
@@ -7694,16 +8124,7 @@
           <w:szCs w:val="28"/>
           <w:lang w:eastAsia="ru-RU"/>
         </w:rPr>
-        <w:t>Оценивание возможности и целесообразности компьютеризации</w:t>
-      </w:r>
-      <w:r>
-        <w:rPr>
-          <w:rFonts w:ascii="Times New Roman" w:eastAsiaTheme="majorEastAsia" w:hAnsi="Times New Roman" w:cs="Times New Roman"/>
-          <w:sz w:val="28"/>
-          <w:szCs w:val="28"/>
-          <w:lang w:eastAsia="ru-RU"/>
-        </w:rPr>
-        <w:t>.</w:t>
+        <w:t>Оценивание возможности и целесообразности компьютеризации.</w:t>
       </w:r>
     </w:p>
     <w:p>
@@ -7727,79 +8148,7 @@
           <w:szCs w:val="28"/>
           <w:lang w:eastAsia="ru-RU"/>
         </w:rPr>
-        <w:t>Анализ ручного процесса выявил следующие недостатки:</w:t>
-      </w:r>
-      <w:r>
-        <w:rPr>
-          <w:rFonts w:ascii="Times New Roman" w:eastAsiaTheme="majorEastAsia" w:hAnsi="Times New Roman" w:cs="Times New Roman"/>
-          <w:sz w:val="28"/>
-          <w:szCs w:val="28"/>
-          <w:lang w:eastAsia="ru-RU"/>
-        </w:rPr>
-        <w:t xml:space="preserve"> </w:t>
-      </w:r>
-      <w:r>
-        <w:rPr>
-          <w:rFonts w:ascii="Times New Roman" w:eastAsiaTheme="majorEastAsia" w:hAnsi="Times New Roman" w:cs="Times New Roman"/>
-          <w:sz w:val="28"/>
-          <w:szCs w:val="28"/>
-          <w:lang w:eastAsia="ru-RU"/>
-        </w:rPr>
-        <w:t>низкая скорость поиска свободного времени (3–5 мин)</w:t>
-      </w:r>
-      <w:r>
-        <w:rPr>
-          <w:rFonts w:ascii="Times New Roman" w:eastAsiaTheme="majorEastAsia" w:hAnsi="Times New Roman" w:cs="Times New Roman"/>
-          <w:sz w:val="28"/>
-          <w:szCs w:val="28"/>
-          <w:lang w:eastAsia="ru-RU"/>
-        </w:rPr>
-        <w:t xml:space="preserve">, </w:t>
-      </w:r>
-      <w:r>
-        <w:rPr>
-          <w:rFonts w:ascii="Times New Roman" w:eastAsiaTheme="majorEastAsia" w:hAnsi="Times New Roman" w:cs="Times New Roman"/>
-          <w:sz w:val="28"/>
-          <w:szCs w:val="28"/>
-          <w:lang w:eastAsia="ru-RU"/>
-        </w:rPr>
-        <w:t>ошибки при расчёте стоимости</w:t>
-      </w:r>
-      <w:r>
-        <w:rPr>
-          <w:rFonts w:ascii="Times New Roman" w:eastAsiaTheme="majorEastAsia" w:hAnsi="Times New Roman" w:cs="Times New Roman"/>
-          <w:sz w:val="28"/>
-          <w:szCs w:val="28"/>
-          <w:lang w:eastAsia="ru-RU"/>
-        </w:rPr>
-        <w:t xml:space="preserve">, </w:t>
-      </w:r>
-      <w:r>
-        <w:rPr>
-          <w:rFonts w:ascii="Times New Roman" w:eastAsiaTheme="majorEastAsia" w:hAnsi="Times New Roman" w:cs="Times New Roman"/>
-          <w:sz w:val="28"/>
-          <w:szCs w:val="28"/>
-          <w:lang w:eastAsia="ru-RU"/>
-        </w:rPr>
-        <w:t>потери данных из-за бумажных журналов</w:t>
-      </w:r>
-      <w:r>
-        <w:rPr>
-          <w:rFonts w:ascii="Times New Roman" w:eastAsiaTheme="majorEastAsia" w:hAnsi="Times New Roman" w:cs="Times New Roman"/>
-          <w:sz w:val="28"/>
-          <w:szCs w:val="28"/>
-          <w:lang w:eastAsia="ru-RU"/>
-        </w:rPr>
-        <w:t xml:space="preserve">, </w:t>
-      </w:r>
-      <w:r>
-        <w:rPr>
-          <w:rFonts w:ascii="Times New Roman" w:eastAsiaTheme="majorEastAsia" w:hAnsi="Times New Roman" w:cs="Times New Roman"/>
-          <w:sz w:val="28"/>
-          <w:szCs w:val="28"/>
-          <w:lang w:eastAsia="ru-RU"/>
-        </w:rPr>
-        <w:t>отсутствие автоматической статистики.</w:t>
+        <w:t>Анализ ручного процесса выявил следующие недостатки: низкая скорость поиска свободного времени (3–5 мин), ошибки при расчёте стоимости, потери данных из-за бумажных журналов, отсутствие автоматической статистики.</w:t>
       </w:r>
     </w:p>
     <w:p>
@@ -7823,7 +8172,27 @@
           <w:szCs w:val="28"/>
           <w:lang w:eastAsia="ru-RU"/>
         </w:rPr>
-        <w:t>Внедрение ПС «Lumiere» позволит:</w:t>
+        <w:t>Внедрение ПС «</w:t>
+      </w:r>
+      <w:proofErr w:type="spellStart"/>
+      <w:r>
+        <w:rPr>
+          <w:rFonts w:ascii="Times New Roman" w:eastAsiaTheme="majorEastAsia" w:hAnsi="Times New Roman" w:cs="Times New Roman"/>
+          <w:sz w:val="28"/>
+          <w:szCs w:val="28"/>
+          <w:lang w:eastAsia="ru-RU"/>
+        </w:rPr>
+        <w:t>Lumiere</w:t>
+      </w:r>
+      <w:proofErr w:type="spellEnd"/>
+      <w:r>
+        <w:rPr>
+          <w:rFonts w:ascii="Times New Roman" w:eastAsiaTheme="majorEastAsia" w:hAnsi="Times New Roman" w:cs="Times New Roman"/>
+          <w:sz w:val="28"/>
+          <w:szCs w:val="28"/>
+          <w:lang w:eastAsia="ru-RU"/>
+        </w:rPr>
+        <w:t>» позволит:</w:t>
       </w:r>
     </w:p>
     <w:p>
@@ -8006,16 +8375,7 @@
           <w:szCs w:val="28"/>
           <w:lang w:eastAsia="ru-RU"/>
         </w:rPr>
-        <w:t>Оценивание необходимых для обеспечения проекта ресурсов</w:t>
-      </w:r>
-      <w:r>
-        <w:rPr>
-          <w:rFonts w:ascii="Times New Roman" w:eastAsiaTheme="majorEastAsia" w:hAnsi="Times New Roman" w:cs="Times New Roman"/>
-          <w:sz w:val="28"/>
-          <w:szCs w:val="28"/>
-          <w:lang w:eastAsia="ru-RU"/>
-        </w:rPr>
-        <w:t>.</w:t>
+        <w:t>Оценивание необходимых для обеспечения проекта ресурсов.</w:t>
       </w:r>
     </w:p>
     <w:p>
@@ -8136,16 +8496,7 @@
           <w:szCs w:val="28"/>
           <w:lang w:eastAsia="ru-RU"/>
         </w:rPr>
-        <w:t>11 недель</w:t>
-      </w:r>
-      <w:r>
-        <w:rPr>
-          <w:rFonts w:ascii="Times New Roman" w:eastAsiaTheme="majorEastAsia" w:hAnsi="Times New Roman" w:cs="Times New Roman"/>
-          <w:sz w:val="28"/>
-          <w:szCs w:val="28"/>
-          <w:lang w:eastAsia="ru-RU"/>
-        </w:rPr>
-        <w:t>.</w:t>
+        <w:t>11 недель.</w:t>
       </w:r>
     </w:p>
     <w:p>
@@ -8196,7 +8547,27 @@
           <w:szCs w:val="28"/>
           <w:lang w:eastAsia="ru-RU"/>
         </w:rPr>
-        <w:t>СУБД: PostgreSQL;</w:t>
+        <w:t xml:space="preserve">СУБД: </w:t>
+      </w:r>
+      <w:proofErr w:type="spellStart"/>
+      <w:r>
+        <w:rPr>
+          <w:rFonts w:ascii="Times New Roman" w:eastAsiaTheme="majorEastAsia" w:hAnsi="Times New Roman" w:cs="Times New Roman"/>
+          <w:sz w:val="28"/>
+          <w:szCs w:val="28"/>
+          <w:lang w:eastAsia="ru-RU"/>
+        </w:rPr>
+        <w:t>PostgreSQL</w:t>
+      </w:r>
+      <w:proofErr w:type="spellEnd"/>
+      <w:r>
+        <w:rPr>
+          <w:rFonts w:ascii="Times New Roman" w:eastAsiaTheme="majorEastAsia" w:hAnsi="Times New Roman" w:cs="Times New Roman"/>
+          <w:sz w:val="28"/>
+          <w:szCs w:val="28"/>
+          <w:lang w:eastAsia="ru-RU"/>
+        </w:rPr>
+        <w:t>;</w:t>
       </w:r>
     </w:p>
     <w:p>
@@ -8259,8 +8630,19 @@
           <w:szCs w:val="28"/>
           <w:lang w:eastAsia="ru-RU"/>
         </w:rPr>
-        <w:t>система контроля версий: Git</w:t>
-      </w:r>
+        <w:t xml:space="preserve">система контроля версий: </w:t>
+      </w:r>
+      <w:proofErr w:type="spellStart"/>
+      <w:r>
+        <w:rPr>
+          <w:rFonts w:ascii="Times New Roman" w:eastAsiaTheme="majorEastAsia" w:hAnsi="Times New Roman" w:cs="Times New Roman"/>
+          <w:sz w:val="28"/>
+          <w:szCs w:val="28"/>
+          <w:lang w:eastAsia="ru-RU"/>
+        </w:rPr>
+        <w:t>Git</w:t>
+      </w:r>
+      <w:proofErr w:type="spellEnd"/>
       <w:r>
         <w:rPr>
           <w:rFonts w:ascii="Times New Roman" w:eastAsiaTheme="majorEastAsia" w:hAnsi="Times New Roman" w:cs="Times New Roman"/>
@@ -8334,7 +8716,27 @@
           <w:szCs w:val="28"/>
           <w:lang w:eastAsia="ru-RU"/>
         </w:rPr>
-        <w:t>, StarUML.</w:t>
+        <w:t xml:space="preserve">, </w:t>
+      </w:r>
+      <w:proofErr w:type="spellStart"/>
+      <w:r>
+        <w:rPr>
+          <w:rFonts w:ascii="Times New Roman" w:eastAsiaTheme="majorEastAsia" w:hAnsi="Times New Roman" w:cs="Times New Roman"/>
+          <w:sz w:val="28"/>
+          <w:szCs w:val="28"/>
+          <w:lang w:eastAsia="ru-RU"/>
+        </w:rPr>
+        <w:t>StarUML</w:t>
+      </w:r>
+      <w:proofErr w:type="spellEnd"/>
+      <w:r>
+        <w:rPr>
+          <w:rFonts w:ascii="Times New Roman" w:eastAsiaTheme="majorEastAsia" w:hAnsi="Times New Roman" w:cs="Times New Roman"/>
+          <w:sz w:val="28"/>
+          <w:szCs w:val="28"/>
+          <w:lang w:eastAsia="ru-RU"/>
+        </w:rPr>
+        <w:t>.</w:t>
       </w:r>
     </w:p>
     <w:p>
@@ -8427,7 +8829,27 @@
           <w:szCs w:val="28"/>
           <w:lang w:eastAsia="ru-RU"/>
         </w:rPr>
-        <w:t>Разработка ПС «Lumiere» предлагается в следующем порядке:</w:t>
+        <w:t>Разработка ПС «</w:t>
+      </w:r>
+      <w:proofErr w:type="spellStart"/>
+      <w:r>
+        <w:rPr>
+          <w:rFonts w:ascii="Times New Roman" w:eastAsiaTheme="majorEastAsia" w:hAnsi="Times New Roman" w:cs="Times New Roman"/>
+          <w:sz w:val="28"/>
+          <w:szCs w:val="28"/>
+          <w:lang w:eastAsia="ru-RU"/>
+        </w:rPr>
+        <w:t>Lumiere</w:t>
+      </w:r>
+      <w:proofErr w:type="spellEnd"/>
+      <w:r>
+        <w:rPr>
+          <w:rFonts w:ascii="Times New Roman" w:eastAsiaTheme="majorEastAsia" w:hAnsi="Times New Roman" w:cs="Times New Roman"/>
+          <w:sz w:val="28"/>
+          <w:szCs w:val="28"/>
+          <w:lang w:eastAsia="ru-RU"/>
+        </w:rPr>
+        <w:t>» предлагается в следующем порядке:</w:t>
       </w:r>
     </w:p>
     <w:tbl>
@@ -8593,7 +9015,27 @@
                 <w:szCs w:val="28"/>
                 <w:lang w:eastAsia="ru-RU"/>
               </w:rPr>
-              <w:t>2 нед.</w:t>
+              <w:t xml:space="preserve">2 </w:t>
+            </w:r>
+            <w:proofErr w:type="spellStart"/>
+            <w:r>
+              <w:rPr>
+                <w:rFonts w:ascii="Times New Roman" w:eastAsia="Times New Roman" w:hAnsi="Times New Roman" w:cs="Times New Roman"/>
+                <w:sz w:val="28"/>
+                <w:szCs w:val="28"/>
+                <w:lang w:eastAsia="ru-RU"/>
+              </w:rPr>
+              <w:t>нед</w:t>
+            </w:r>
+            <w:proofErr w:type="spellEnd"/>
+            <w:r>
+              <w:rPr>
+                <w:rFonts w:ascii="Times New Roman" w:eastAsia="Times New Roman" w:hAnsi="Times New Roman" w:cs="Times New Roman"/>
+                <w:sz w:val="28"/>
+                <w:szCs w:val="28"/>
+                <w:lang w:eastAsia="ru-RU"/>
+              </w:rPr>
+              <w:t>.</w:t>
             </w:r>
           </w:p>
         </w:tc>
@@ -8670,7 +9112,27 @@
                 <w:szCs w:val="28"/>
                 <w:lang w:eastAsia="ru-RU"/>
               </w:rPr>
-              <w:t>1 нед.</w:t>
+              <w:t xml:space="preserve">1 </w:t>
+            </w:r>
+            <w:proofErr w:type="spellStart"/>
+            <w:r>
+              <w:rPr>
+                <w:rFonts w:ascii="Times New Roman" w:eastAsia="Times New Roman" w:hAnsi="Times New Roman" w:cs="Times New Roman"/>
+                <w:sz w:val="28"/>
+                <w:szCs w:val="28"/>
+                <w:lang w:eastAsia="ru-RU"/>
+              </w:rPr>
+              <w:t>нед</w:t>
+            </w:r>
+            <w:proofErr w:type="spellEnd"/>
+            <w:r>
+              <w:rPr>
+                <w:rFonts w:ascii="Times New Roman" w:eastAsia="Times New Roman" w:hAnsi="Times New Roman" w:cs="Times New Roman"/>
+                <w:sz w:val="28"/>
+                <w:szCs w:val="28"/>
+                <w:lang w:eastAsia="ru-RU"/>
+              </w:rPr>
+              <w:t>.</w:t>
             </w:r>
           </w:p>
         </w:tc>
@@ -8747,7 +9209,27 @@
                 <w:szCs w:val="28"/>
                 <w:lang w:eastAsia="ru-RU"/>
               </w:rPr>
-              <w:t>3 нед.</w:t>
+              <w:t xml:space="preserve">3 </w:t>
+            </w:r>
+            <w:proofErr w:type="spellStart"/>
+            <w:r>
+              <w:rPr>
+                <w:rFonts w:ascii="Times New Roman" w:eastAsia="Times New Roman" w:hAnsi="Times New Roman" w:cs="Times New Roman"/>
+                <w:sz w:val="28"/>
+                <w:szCs w:val="28"/>
+                <w:lang w:eastAsia="ru-RU"/>
+              </w:rPr>
+              <w:t>нед</w:t>
+            </w:r>
+            <w:proofErr w:type="spellEnd"/>
+            <w:r>
+              <w:rPr>
+                <w:rFonts w:ascii="Times New Roman" w:eastAsia="Times New Roman" w:hAnsi="Times New Roman" w:cs="Times New Roman"/>
+                <w:sz w:val="28"/>
+                <w:szCs w:val="28"/>
+                <w:lang w:eastAsia="ru-RU"/>
+              </w:rPr>
+              <w:t>.</w:t>
             </w:r>
           </w:p>
         </w:tc>
@@ -8833,7 +9315,27 @@
                 <w:szCs w:val="28"/>
                 <w:lang w:eastAsia="ru-RU"/>
               </w:rPr>
-              <w:t>3 нед.</w:t>
+              <w:t xml:space="preserve">3 </w:t>
+            </w:r>
+            <w:proofErr w:type="spellStart"/>
+            <w:r>
+              <w:rPr>
+                <w:rFonts w:ascii="Times New Roman" w:eastAsia="Times New Roman" w:hAnsi="Times New Roman" w:cs="Times New Roman"/>
+                <w:sz w:val="28"/>
+                <w:szCs w:val="28"/>
+                <w:lang w:eastAsia="ru-RU"/>
+              </w:rPr>
+              <w:t>нед</w:t>
+            </w:r>
+            <w:proofErr w:type="spellEnd"/>
+            <w:r>
+              <w:rPr>
+                <w:rFonts w:ascii="Times New Roman" w:eastAsia="Times New Roman" w:hAnsi="Times New Roman" w:cs="Times New Roman"/>
+                <w:sz w:val="28"/>
+                <w:szCs w:val="28"/>
+                <w:lang w:eastAsia="ru-RU"/>
+              </w:rPr>
+              <w:t>.</w:t>
             </w:r>
           </w:p>
         </w:tc>
@@ -8910,7 +9412,27 @@
                 <w:szCs w:val="28"/>
                 <w:lang w:eastAsia="ru-RU"/>
               </w:rPr>
-              <w:t>1,5 нед.</w:t>
+              <w:t xml:space="preserve">1,5 </w:t>
+            </w:r>
+            <w:proofErr w:type="spellStart"/>
+            <w:r>
+              <w:rPr>
+                <w:rFonts w:ascii="Times New Roman" w:eastAsia="Times New Roman" w:hAnsi="Times New Roman" w:cs="Times New Roman"/>
+                <w:sz w:val="28"/>
+                <w:szCs w:val="28"/>
+                <w:lang w:eastAsia="ru-RU"/>
+              </w:rPr>
+              <w:t>нед</w:t>
+            </w:r>
+            <w:proofErr w:type="spellEnd"/>
+            <w:r>
+              <w:rPr>
+                <w:rFonts w:ascii="Times New Roman" w:eastAsia="Times New Roman" w:hAnsi="Times New Roman" w:cs="Times New Roman"/>
+                <w:sz w:val="28"/>
+                <w:szCs w:val="28"/>
+                <w:lang w:eastAsia="ru-RU"/>
+              </w:rPr>
+              <w:t>.</w:t>
             </w:r>
           </w:p>
         </w:tc>
@@ -8987,7 +9509,27 @@
                 <w:szCs w:val="28"/>
                 <w:lang w:eastAsia="ru-RU"/>
               </w:rPr>
-              <w:t>0,5 нед.</w:t>
+              <w:t xml:space="preserve">0,5 </w:t>
+            </w:r>
+            <w:proofErr w:type="spellStart"/>
+            <w:r>
+              <w:rPr>
+                <w:rFonts w:ascii="Times New Roman" w:eastAsia="Times New Roman" w:hAnsi="Times New Roman" w:cs="Times New Roman"/>
+                <w:sz w:val="28"/>
+                <w:szCs w:val="28"/>
+                <w:lang w:eastAsia="ru-RU"/>
+              </w:rPr>
+              <w:t>нед</w:t>
+            </w:r>
+            <w:proofErr w:type="spellEnd"/>
+            <w:r>
+              <w:rPr>
+                <w:rFonts w:ascii="Times New Roman" w:eastAsia="Times New Roman" w:hAnsi="Times New Roman" w:cs="Times New Roman"/>
+                <w:sz w:val="28"/>
+                <w:szCs w:val="28"/>
+                <w:lang w:eastAsia="ru-RU"/>
+              </w:rPr>
+              <w:t>.</w:t>
             </w:r>
           </w:p>
         </w:tc>
@@ -9126,7 +9668,27 @@
           <w:szCs w:val="28"/>
           <w:lang w:eastAsia="ru-RU"/>
         </w:rPr>
-        <w:t>В ходе выполнения лабораторной работы был разработан эскизный проект программной системы «Lumiere» для автоматизации учёта клиентов и услуг в парикмахерской. В процессе работы решены следующие задачи:</w:t>
+        <w:t>В ходе выполнения лабораторной работы был разработан эскизный проект программной системы «</w:t>
+      </w:r>
+      <w:proofErr w:type="spellStart"/>
+      <w:r>
+        <w:rPr>
+          <w:rFonts w:ascii="Times New Roman" w:eastAsiaTheme="majorEastAsia" w:hAnsi="Times New Roman" w:cs="Times New Roman"/>
+          <w:sz w:val="28"/>
+          <w:szCs w:val="28"/>
+          <w:lang w:eastAsia="ru-RU"/>
+        </w:rPr>
+        <w:t>Lumiere</w:t>
+      </w:r>
+      <w:proofErr w:type="spellEnd"/>
+      <w:r>
+        <w:rPr>
+          <w:rFonts w:ascii="Times New Roman" w:eastAsiaTheme="majorEastAsia" w:hAnsi="Times New Roman" w:cs="Times New Roman"/>
+          <w:sz w:val="28"/>
+          <w:szCs w:val="28"/>
+          <w:lang w:eastAsia="ru-RU"/>
+        </w:rPr>
+        <w:t>» для автоматизации учёта клиентов и услуг в парикмахерской. В процессе работы решены следующие задачи:</w:t>
       </w:r>
     </w:p>
     <w:p>
@@ -9153,7 +9715,27 @@
           <w:szCs w:val="28"/>
           <w:lang w:eastAsia="ru-RU"/>
         </w:rPr>
-        <w:t>Дана характеристика объекта компьютеризации – парикмахерской «Lumiere»: описаны организационная структура, роли сотрудников (администратор, мастера), их функции и взаимодействие. Определены основные показатели эффективности, на улучшение которых направлена разработка ПС.</w:t>
+        <w:t>Дана характеристика объекта компьютеризации – парикмахерской «</w:t>
+      </w:r>
+      <w:proofErr w:type="spellStart"/>
+      <w:r>
+        <w:rPr>
+          <w:rFonts w:ascii="Times New Roman" w:eastAsiaTheme="majorEastAsia" w:hAnsi="Times New Roman" w:cs="Times New Roman"/>
+          <w:sz w:val="28"/>
+          <w:szCs w:val="28"/>
+          <w:lang w:eastAsia="ru-RU"/>
+        </w:rPr>
+        <w:t>Lumiere</w:t>
+      </w:r>
+      <w:proofErr w:type="spellEnd"/>
+      <w:r>
+        <w:rPr>
+          <w:rFonts w:ascii="Times New Roman" w:eastAsiaTheme="majorEastAsia" w:hAnsi="Times New Roman" w:cs="Times New Roman"/>
+          <w:sz w:val="28"/>
+          <w:szCs w:val="28"/>
+          <w:lang w:eastAsia="ru-RU"/>
+        </w:rPr>
+        <w:t>»: описаны организационная структура, роли сотрудников (администратор, мастера), их функции и взаимодействие. Определены основные показатели эффективности, на улучшение которых направлена разработка ПС.</w:t>
       </w:r>
     </w:p>
     <w:p>
@@ -9234,7 +9816,27 @@
           <w:szCs w:val="28"/>
           <w:lang w:eastAsia="ru-RU"/>
         </w:rPr>
-        <w:t>Проведён анализ двух существующих программных решений – YCLIENTS и 1С:Салон красоты. Выполнено их сравнение по функциональности, стоимости, требованиям к персоналу и другим критериям. Обосновано, что для небольшой парикмахерской облачное решение YCLIENTS является более предпочтительным, однако в рамках учебного проекта принято решение о разработке собственной системы.</w:t>
+        <w:t>Проведён анализ двух существующих программных решений – YCLIENTS и 1</w:t>
+      </w:r>
+      <w:proofErr w:type="gramStart"/>
+      <w:r>
+        <w:rPr>
+          <w:rFonts w:ascii="Times New Roman" w:eastAsiaTheme="majorEastAsia" w:hAnsi="Times New Roman" w:cs="Times New Roman"/>
+          <w:sz w:val="28"/>
+          <w:szCs w:val="28"/>
+          <w:lang w:eastAsia="ru-RU"/>
+        </w:rPr>
+        <w:t>С:Салон</w:t>
+      </w:r>
+      <w:proofErr w:type="gramEnd"/>
+      <w:r>
+        <w:rPr>
+          <w:rFonts w:ascii="Times New Roman" w:eastAsiaTheme="majorEastAsia" w:hAnsi="Times New Roman" w:cs="Times New Roman"/>
+          <w:sz w:val="28"/>
+          <w:szCs w:val="28"/>
+          <w:lang w:eastAsia="ru-RU"/>
+        </w:rPr>
+        <w:t xml:space="preserve"> красоты. Выполнено их сравнение по функциональности, стоимости, требованиям к персоналу и другим критериям. Обосновано, что для небольшой парикмахерской облачное решение YCLIENTS является более предпочтительным, однако в рамках учебного проекта принято решение о разработке собственной системы.</w:t>
       </w:r>
     </w:p>
     <w:p>
@@ -9412,7 +10014,27 @@
           <w:szCs w:val="28"/>
           <w:lang w:eastAsia="ru-RU"/>
         </w:rPr>
-        <w:t>Таким образом, эскизный проект ПС «Lumiere» содержит все необходимые разделы, позволяющие перейти к этапу технического проектирования и разработки.</w:t>
+        <w:t>Таким образом, эскизный проект ПС «</w:t>
+      </w:r>
+      <w:proofErr w:type="spellStart"/>
+      <w:r>
+        <w:rPr>
+          <w:rFonts w:ascii="Times New Roman" w:eastAsiaTheme="majorEastAsia" w:hAnsi="Times New Roman" w:cs="Times New Roman"/>
+          <w:sz w:val="28"/>
+          <w:szCs w:val="28"/>
+          <w:lang w:eastAsia="ru-RU"/>
+        </w:rPr>
+        <w:t>Lumiere</w:t>
+      </w:r>
+      <w:proofErr w:type="spellEnd"/>
+      <w:r>
+        <w:rPr>
+          <w:rFonts w:ascii="Times New Roman" w:eastAsiaTheme="majorEastAsia" w:hAnsi="Times New Roman" w:cs="Times New Roman"/>
+          <w:sz w:val="28"/>
+          <w:szCs w:val="28"/>
+          <w:lang w:eastAsia="ru-RU"/>
+        </w:rPr>
+        <w:t>» содержит все необходимые разделы, позволяющие перейти к этапу технического проектирования и разработки.</w:t>
       </w:r>
     </w:p>
     <w:p>
@@ -12086,6 +12708,7 @@
   <w:style w:type="character" w:default="1" w:styleId="a0">
     <w:name w:val="Default Paragraph Font"/>
     <w:uiPriority w:val="1"/>
+    <w:semiHidden/>
     <w:unhideWhenUsed/>
   </w:style>
   <w:style w:type="table" w:default="1" w:styleId="a1">
